--- a/JAIST/MEXT/Form2_Field_of_Study_and_Research_Plan.docx
+++ b/JAIST/MEXT/Form2_Field_of_Study_and_Research_Plan.docx
@@ -1760,7 +1760,7 @@
         <mc:AlternateContent>
           <mc:Choice Requires="wps">
             <w:drawing>
-              <wp:anchor distT="0" distB="0" distL="114300" distR="114300" simplePos="0" relativeHeight="251657728" behindDoc="0" locked="0" layoutInCell="0" allowOverlap="1" wp14:anchorId="55E70BB2" wp14:editId="1BB897D3">
+              <wp:anchor distT="0" distB="0" distL="114300" distR="114300" simplePos="0" relativeHeight="251658240" behindDoc="0" locked="0" layoutInCell="0" allowOverlap="1" wp14:anchorId="55E70BB2" wp14:editId="1BB897D3">
                 <wp:simplePos x="0" y="0"/>
                 <wp:positionH relativeFrom="page">
                   <wp:posOffset>575945</wp:posOffset>
@@ -1853,7 +1853,7 @@
                 <v:stroke joinstyle="miter"/>
                 <v:path gradientshapeok="t" o:connecttype="rect"/>
               </v:shapetype>
-              <v:shape id="Text Box 14" o:spid="_x0000_s1026" type="#_x0000_t202" style="position:absolute;margin-left:45.35pt;margin-top:810.8pt;width:504.55pt;height:17pt;z-index:251657728;visibility:visible;mso-wrap-style:square;mso-width-percent:0;mso-height-percent:0;mso-wrap-distance-left:9pt;mso-wrap-distance-top:0;mso-wrap-distance-right:9pt;mso-wrap-distance-bottom:0;mso-position-horizontal:absolute;mso-position-horizontal-relative:page;mso-position-vertical:absolute;mso-position-vertical-relative:page;mso-width-percent:0;mso-height-percent:0;mso-width-relative:page;mso-height-relative:page;v-text-anchor:top" o:gfxdata="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" o:allowincell="f" stroked="f" strokeweight=".5pt">
+              <v:shape id="Text Box 14" o:spid="_x0000_s1026" type="#_x0000_t202" style="position:absolute;margin-left:45.35pt;margin-top:810.8pt;width:504.55pt;height:17pt;z-index:251658240;visibility:visible;mso-wrap-style:square;mso-width-percent:0;mso-height-percent:0;mso-wrap-distance-left:9pt;mso-wrap-distance-top:0;mso-wrap-distance-right:9pt;mso-wrap-distance-bottom:0;mso-position-horizontal:absolute;mso-position-horizontal-relative:page;mso-position-vertical:absolute;mso-position-vertical-relative:page;mso-width-percent:0;mso-height-percent:0;mso-width-relative:page;mso-height-relative:page;v-text-anchor:top" o:gfxdata="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" o:allowincell="f" stroked="f" strokeweight=".5pt">
                 <v:textbox inset="0,0,0,0">
                   <w:txbxContent>
                     <w:p>
@@ -2199,6 +2199,722 @@
           <w:szCs w:val="17"/>
         </w:rPr>
       </w:pPr>
+    </w:p>
+    <w:p>
+      <w:pPr>
+        <w:jc w:val="left"/>
+        <w:rPr>
+          <w:rFonts w:eastAsia="MS PMincho"/>
+          <w:sz w:val="17"/>
+          <w:szCs w:val="17"/>
+        </w:rPr>
+      </w:pPr>
+      <w:r>
+        <w:rPr>
+          <w:rFonts w:eastAsia="MS PMincho"/>
+          <w:sz w:val="17"/>
+          <w:szCs w:val="17"/>
+        </w:rPr>
+        <w:t xml:space="preserve">There are several </w:t>
+      </w:r>
+      <w:r>
+        <w:rPr>
+          <w:rFonts w:eastAsia="MS PMincho"/>
+          <w:sz w:val="17"/>
+          <w:szCs w:val="17"/>
+        </w:rPr>
+        <w:t xml:space="preserve">reasons </w:t>
+      </w:r>
+      <w:r>
+        <w:rPr>
+          <w:rFonts w:eastAsia="MS PMincho"/>
+          <w:sz w:val="17"/>
+          <w:szCs w:val="17"/>
+        </w:rPr>
+        <w:t xml:space="preserve">why </w:t>
+      </w:r>
+      <w:r>
+        <w:rPr>
+          <w:rFonts w:eastAsia="MS PMincho"/>
+          <w:sz w:val="17"/>
+          <w:szCs w:val="17"/>
+        </w:rPr>
+        <w:t xml:space="preserve">cryptography </w:t>
+      </w:r>
+      <w:r>
+        <w:rPr>
+          <w:rFonts w:eastAsia="MS PMincho"/>
+          <w:sz w:val="17"/>
+          <w:szCs w:val="17"/>
+        </w:rPr>
+        <w:t>algorithms,</w:t>
+      </w:r>
+      <w:r>
+        <w:rPr>
+          <w:rFonts w:eastAsia="MS PMincho"/>
+          <w:sz w:val="17"/>
+          <w:szCs w:val="17"/>
+        </w:rPr>
+        <w:t xml:space="preserve"> </w:t>
+      </w:r>
+      <w:r>
+        <w:rPr>
+          <w:rFonts w:eastAsia="MS PMincho"/>
+          <w:sz w:val="17"/>
+          <w:szCs w:val="17"/>
+        </w:rPr>
+        <w:t>especially post quantum cryptography might need specific hardware acceleration</w:t>
+      </w:r>
+      <w:r>
+        <w:rPr>
+          <w:rFonts w:eastAsia="MS PMincho"/>
+          <w:sz w:val="17"/>
+          <w:szCs w:val="17"/>
+        </w:rPr>
+        <w:t xml:space="preserve">. </w:t>
+      </w:r>
+      <w:proofErr w:type="gramStart"/>
+      <w:r>
+        <w:rPr>
+          <w:rFonts w:eastAsia="MS PMincho"/>
+          <w:sz w:val="17"/>
+          <w:szCs w:val="17"/>
+        </w:rPr>
+        <w:t>In order to</w:t>
+      </w:r>
+      <w:proofErr w:type="gramEnd"/>
+      <w:r>
+        <w:rPr>
+          <w:rFonts w:eastAsia="MS PMincho"/>
+          <w:sz w:val="17"/>
+          <w:szCs w:val="17"/>
+        </w:rPr>
+        <w:t xml:space="preserve"> design a secure algorithm against both </w:t>
+      </w:r>
+      <w:r>
+        <w:rPr>
+          <w:rFonts w:eastAsia="MS PMincho"/>
+          <w:sz w:val="17"/>
+          <w:szCs w:val="17"/>
+        </w:rPr>
+        <w:t xml:space="preserve">classical and post quantum cryptography, the algorithms need to </w:t>
+      </w:r>
+      <w:r>
+        <w:rPr>
+          <w:rFonts w:eastAsia="MS PMincho"/>
+          <w:sz w:val="17"/>
+          <w:szCs w:val="17"/>
+        </w:rPr>
+        <w:t>be based</w:t>
+      </w:r>
+      <w:r>
+        <w:rPr>
+          <w:rFonts w:eastAsia="MS PMincho"/>
+          <w:sz w:val="17"/>
+          <w:szCs w:val="17"/>
+        </w:rPr>
+        <w:t xml:space="preserve"> on suitable </w:t>
+      </w:r>
+      <w:r>
+        <w:rPr>
+          <w:rFonts w:eastAsia="MS PMincho"/>
+          <w:sz w:val="17"/>
+          <w:szCs w:val="17"/>
+        </w:rPr>
+        <w:t>mathematical</w:t>
+      </w:r>
+      <w:r>
+        <w:rPr>
+          <w:rFonts w:eastAsia="MS PMincho"/>
+          <w:sz w:val="17"/>
+          <w:szCs w:val="17"/>
+        </w:rPr>
+        <w:t xml:space="preserve"> problems</w:t>
+      </w:r>
+      <w:r>
+        <w:rPr>
+          <w:rFonts w:eastAsia="MS PMincho"/>
+          <w:sz w:val="17"/>
+          <w:szCs w:val="17"/>
+        </w:rPr>
+        <w:t xml:space="preserve"> </w:t>
+      </w:r>
+      <w:r>
+        <w:rPr>
+          <w:rFonts w:eastAsia="MS PMincho"/>
+          <w:sz w:val="17"/>
+          <w:szCs w:val="17"/>
+        </w:rPr>
+        <w:t>such as</w:t>
+      </w:r>
+      <w:r>
+        <w:rPr>
+          <w:rFonts w:eastAsia="MS PMincho"/>
+          <w:sz w:val="17"/>
+          <w:szCs w:val="17"/>
+        </w:rPr>
+        <w:t xml:space="preserve"> lattice-based, code-based, or multivariate polynomial systems</w:t>
+      </w:r>
+      <w:r>
+        <w:rPr>
+          <w:rFonts w:eastAsia="MS PMincho"/>
+          <w:sz w:val="17"/>
+          <w:szCs w:val="17"/>
+        </w:rPr>
+        <w:t xml:space="preserve">. </w:t>
+      </w:r>
+      <w:r>
+        <w:rPr>
+          <w:rFonts w:eastAsia="MS PMincho"/>
+          <w:sz w:val="17"/>
+          <w:szCs w:val="17"/>
+        </w:rPr>
+        <w:t>For example, in lattice-based cryptography such as Kyber</w:t>
+      </w:r>
+      <w:r>
+        <w:rPr>
+          <w:rFonts w:eastAsia="MS PMincho"/>
+          <w:sz w:val="17"/>
+          <w:szCs w:val="17"/>
+        </w:rPr>
+        <w:t xml:space="preserve">, the main complexity of the algorithm </w:t>
+      </w:r>
+      <w:r>
+        <w:rPr>
+          <w:rFonts w:eastAsia="MS PMincho"/>
+          <w:sz w:val="17"/>
+          <w:szCs w:val="17"/>
+        </w:rPr>
+        <w:t>comes</w:t>
+      </w:r>
+      <w:r>
+        <w:rPr>
+          <w:rFonts w:eastAsia="MS PMincho"/>
+          <w:sz w:val="17"/>
+          <w:szCs w:val="17"/>
+        </w:rPr>
+        <w:t xml:space="preserve"> </w:t>
+      </w:r>
+      <w:r>
+        <w:rPr>
+          <w:rFonts w:eastAsia="MS PMincho"/>
+          <w:sz w:val="17"/>
+          <w:szCs w:val="17"/>
+        </w:rPr>
+        <w:t>from polynomial multiplication</w:t>
+      </w:r>
+      <w:r>
+        <w:rPr>
+          <w:rFonts w:eastAsia="MS PMincho"/>
+          <w:sz w:val="17"/>
+          <w:szCs w:val="17"/>
+        </w:rPr>
+        <w:t xml:space="preserve">s. Kyber is a key encapsulation scheme that </w:t>
+      </w:r>
+      <w:r>
+        <w:rPr>
+          <w:rFonts w:eastAsia="MS PMincho"/>
+          <w:sz w:val="17"/>
+          <w:szCs w:val="17"/>
+        </w:rPr>
+        <w:t>uses</w:t>
+      </w:r>
+      <w:r>
+        <w:rPr>
+          <w:rFonts w:eastAsia="MS PMincho"/>
+          <w:sz w:val="17"/>
+          <w:szCs w:val="17"/>
+        </w:rPr>
+        <w:t xml:space="preserve"> polynomial ring</w:t>
+      </w:r>
+      <w:r>
+        <w:rPr>
+          <w:rFonts w:eastAsia="MS PMincho"/>
+          <w:sz w:val="17"/>
+          <w:szCs w:val="17"/>
+        </w:rPr>
+        <w:t xml:space="preserve"> arithmetic together with</w:t>
+      </w:r>
+      <w:r>
+        <w:rPr>
+          <w:rFonts w:eastAsia="MS PMincho"/>
+          <w:sz w:val="17"/>
+          <w:szCs w:val="17"/>
+        </w:rPr>
+        <w:t xml:space="preserve"> add</w:t>
+      </w:r>
+      <w:r>
+        <w:rPr>
+          <w:rFonts w:eastAsia="MS PMincho"/>
+          <w:sz w:val="17"/>
+          <w:szCs w:val="17"/>
+        </w:rPr>
+        <w:t>ed</w:t>
+      </w:r>
+      <w:r>
+        <w:rPr>
+          <w:rFonts w:eastAsia="MS PMincho"/>
+          <w:sz w:val="17"/>
+          <w:szCs w:val="17"/>
+        </w:rPr>
+        <w:t xml:space="preserve"> error/noise which require high computation </w:t>
+      </w:r>
+      <w:r>
+        <w:rPr>
+          <w:rFonts w:eastAsia="MS PMincho"/>
+          <w:sz w:val="17"/>
+          <w:szCs w:val="17"/>
+        </w:rPr>
+        <w:t>resources</w:t>
+      </w:r>
+      <w:r>
+        <w:rPr>
+          <w:rFonts w:eastAsia="MS PMincho"/>
+          <w:sz w:val="17"/>
+          <w:szCs w:val="17"/>
+        </w:rPr>
+        <w:t xml:space="preserve"> in both multiplication and modulo of large polynomial</w:t>
+      </w:r>
+      <w:r>
+        <w:rPr>
+          <w:rFonts w:eastAsia="MS PMincho"/>
+          <w:sz w:val="17"/>
+          <w:szCs w:val="17"/>
+        </w:rPr>
+        <w:t xml:space="preserve"> ring</w:t>
+      </w:r>
+      <w:r>
+        <w:rPr>
+          <w:rFonts w:eastAsia="MS PMincho"/>
+          <w:sz w:val="17"/>
+          <w:szCs w:val="17"/>
+        </w:rPr>
+        <w:t>. This</w:t>
+      </w:r>
+      <w:r>
+        <w:rPr>
+          <w:rFonts w:eastAsia="MS PMincho"/>
+          <w:sz w:val="17"/>
+          <w:szCs w:val="17"/>
+        </w:rPr>
+        <w:t xml:space="preserve"> could create undesirable </w:t>
+      </w:r>
+      <w:r>
+        <w:rPr>
+          <w:rFonts w:eastAsia="MS PMincho"/>
+          <w:sz w:val="17"/>
+          <w:szCs w:val="17"/>
+        </w:rPr>
+        <w:t>overheads</w:t>
+      </w:r>
+      <w:r>
+        <w:rPr>
+          <w:rFonts w:eastAsia="MS PMincho"/>
+          <w:sz w:val="17"/>
+          <w:szCs w:val="17"/>
+        </w:rPr>
+        <w:t xml:space="preserve"> when </w:t>
+      </w:r>
+      <w:r>
+        <w:rPr>
+          <w:rFonts w:eastAsia="MS PMincho"/>
+          <w:sz w:val="17"/>
+          <w:szCs w:val="17"/>
+        </w:rPr>
+        <w:t>computing</w:t>
+      </w:r>
+      <w:r>
+        <w:rPr>
+          <w:rFonts w:eastAsia="MS PMincho"/>
+          <w:sz w:val="17"/>
+          <w:szCs w:val="17"/>
+        </w:rPr>
+        <w:t xml:space="preserve"> on traditional CPU following </w:t>
+      </w:r>
+      <w:r>
+        <w:rPr>
+          <w:rFonts w:eastAsia="MS PMincho"/>
+          <w:sz w:val="17"/>
+          <w:szCs w:val="17"/>
+        </w:rPr>
+        <w:t>fetch, decode, and execute cycle.</w:t>
+      </w:r>
+    </w:p>
+    <w:p>
+      <w:pPr>
+        <w:jc w:val="left"/>
+        <w:rPr>
+          <w:rFonts w:eastAsia="MS PMincho"/>
+          <w:sz w:val="17"/>
+          <w:szCs w:val="17"/>
+        </w:rPr>
+      </w:pPr>
+    </w:p>
+    <w:p>
+      <w:pPr>
+        <w:jc w:val="left"/>
+        <w:rPr>
+          <w:rFonts w:eastAsia="MS PMincho"/>
+          <w:sz w:val="17"/>
+          <w:szCs w:val="17"/>
+        </w:rPr>
+      </w:pPr>
+      <w:r>
+        <w:rPr>
+          <w:rFonts w:eastAsia="MS PMincho"/>
+          <w:sz w:val="17"/>
+          <w:szCs w:val="17"/>
+        </w:rPr>
+        <w:t>Different techniques can be used to speed up the computation</w:t>
+      </w:r>
+      <w:r>
+        <w:rPr>
+          <w:rFonts w:eastAsia="MS PMincho"/>
+          <w:sz w:val="17"/>
+          <w:szCs w:val="17"/>
+        </w:rPr>
+        <w:t xml:space="preserve"> on FPGA. To begin with, the main </w:t>
+      </w:r>
+      <w:r>
+        <w:rPr>
+          <w:rFonts w:eastAsia="MS PMincho"/>
+          <w:sz w:val="17"/>
+          <w:szCs w:val="17"/>
+        </w:rPr>
+        <w:t>advantages of FPGA are parallelization and flexibility</w:t>
+      </w:r>
+      <w:r>
+        <w:rPr>
+          <w:rFonts w:eastAsia="MS PMincho"/>
+          <w:sz w:val="17"/>
+          <w:szCs w:val="17"/>
+        </w:rPr>
+        <w:t xml:space="preserve">. Since FPGAs are configurable logic </w:t>
+      </w:r>
+      <w:r>
+        <w:rPr>
+          <w:rFonts w:eastAsia="MS PMincho"/>
+          <w:sz w:val="17"/>
+          <w:szCs w:val="17"/>
+        </w:rPr>
+        <w:t>block,</w:t>
+      </w:r>
+      <w:r>
+        <w:rPr>
+          <w:rFonts w:eastAsia="MS PMincho"/>
+          <w:sz w:val="17"/>
+          <w:szCs w:val="17"/>
+        </w:rPr>
+        <w:t xml:space="preserve"> they do not need to follow CPU cycle</w:t>
+      </w:r>
+      <w:r>
+        <w:rPr>
+          <w:rFonts w:eastAsia="MS PMincho"/>
+          <w:sz w:val="17"/>
+          <w:szCs w:val="17"/>
+        </w:rPr>
+        <w:t xml:space="preserve"> </w:t>
+      </w:r>
+      <w:r>
+        <w:rPr>
+          <w:rFonts w:eastAsia="MS PMincho"/>
+          <w:sz w:val="17"/>
+          <w:szCs w:val="17"/>
+        </w:rPr>
+        <w:t xml:space="preserve">and can compute multiple arithmetic simultaneously. In my Kyber implementation I also plan to use </w:t>
+      </w:r>
+      <w:r>
+        <w:rPr>
+          <w:rFonts w:eastAsia="MS PMincho"/>
+          <w:sz w:val="17"/>
+          <w:szCs w:val="17"/>
+        </w:rPr>
+        <w:t>other techniques such as arithmetic pipeline</w:t>
+      </w:r>
+      <w:r>
+        <w:rPr>
+          <w:rFonts w:eastAsia="MS PMincho"/>
+          <w:sz w:val="17"/>
+          <w:szCs w:val="17"/>
+        </w:rPr>
+        <w:t xml:space="preserve"> </w:t>
+      </w:r>
+      <w:r>
+        <w:rPr>
+          <w:rFonts w:eastAsia="MS PMincho"/>
+          <w:sz w:val="17"/>
+          <w:szCs w:val="17"/>
+        </w:rPr>
+        <w:t xml:space="preserve">to breakdown polynomial </w:t>
+      </w:r>
+      <w:r>
+        <w:rPr>
+          <w:rFonts w:eastAsia="MS PMincho"/>
+          <w:sz w:val="17"/>
+          <w:szCs w:val="17"/>
+        </w:rPr>
+        <w:t xml:space="preserve">multiplication into multiple steps, Number Theoretic Transform (NTT) to </w:t>
+      </w:r>
+      <w:r>
+        <w:rPr>
+          <w:rFonts w:eastAsia="MS PMincho"/>
+          <w:sz w:val="17"/>
+          <w:szCs w:val="17"/>
+        </w:rPr>
+        <w:t xml:space="preserve">accelerate multiplication from </w:t>
+      </w:r>
+      <m:oMath>
+        <m:sSup>
+          <m:sSupPr>
+            <m:ctrlPr>
+              <w:rPr>
+                <w:rFonts w:ascii="Cambria Math" w:eastAsia="MS PMincho" w:hAnsi="Cambria Math"/>
+                <w:i/>
+                <w:sz w:val="17"/>
+                <w:szCs w:val="17"/>
+              </w:rPr>
+            </m:ctrlPr>
+          </m:sSupPr>
+          <m:e>
+            <m:r>
+              <w:rPr>
+                <w:rFonts w:ascii="Cambria Math" w:eastAsia="MS PMincho" w:hAnsi="Cambria Math"/>
+                <w:sz w:val="17"/>
+                <w:szCs w:val="17"/>
+              </w:rPr>
+              <m:t>n</m:t>
+            </m:r>
+          </m:e>
+          <m:sup>
+            <m:r>
+              <w:rPr>
+                <w:rFonts w:ascii="Cambria Math" w:eastAsia="MS PMincho" w:hAnsi="Cambria Math"/>
+                <w:sz w:val="17"/>
+                <w:szCs w:val="17"/>
+              </w:rPr>
+              <m:t>2</m:t>
+            </m:r>
+          </m:sup>
+        </m:sSup>
+        <m:r>
+          <w:rPr>
+            <w:rFonts w:ascii="Cambria Math" w:eastAsia="MS PMincho" w:hAnsi="Cambria Math"/>
+            <w:sz w:val="17"/>
+            <w:szCs w:val="17"/>
+          </w:rPr>
+          <m:t>→n</m:t>
+        </m:r>
+        <m:func>
+          <m:funcPr>
+            <m:ctrlPr>
+              <w:rPr>
+                <w:rFonts w:ascii="Cambria Math" w:eastAsia="MS PMincho" w:hAnsi="Cambria Math"/>
+                <w:i/>
+                <w:sz w:val="17"/>
+                <w:szCs w:val="17"/>
+              </w:rPr>
+            </m:ctrlPr>
+          </m:funcPr>
+          <m:fName>
+            <m:r>
+              <w:rPr>
+                <w:rFonts w:ascii="Cambria Math" w:eastAsia="MS PMincho" w:hAnsi="Cambria Math"/>
+                <w:sz w:val="17"/>
+                <w:szCs w:val="17"/>
+              </w:rPr>
+              <m:t xml:space="preserve">log </m:t>
+            </m:r>
+          </m:fName>
+          <m:e>
+            <m:r>
+              <w:rPr>
+                <w:rFonts w:ascii="Cambria Math" w:eastAsia="MS PMincho" w:hAnsi="Cambria Math"/>
+                <w:sz w:val="17"/>
+                <w:szCs w:val="17"/>
+              </w:rPr>
+              <m:t>n</m:t>
+            </m:r>
+          </m:e>
+        </m:func>
+      </m:oMath>
+      <w:r>
+        <w:rPr>
+          <w:rFonts w:eastAsia="MS PMincho"/>
+          <w:sz w:val="17"/>
+          <w:szCs w:val="17"/>
+        </w:rPr>
+        <w:t xml:space="preserve">, and </w:t>
+      </w:r>
+      <w:r>
+        <w:rPr>
+          <w:rFonts w:eastAsia="MS PMincho"/>
+          <w:sz w:val="17"/>
+          <w:szCs w:val="17"/>
+        </w:rPr>
+        <w:t xml:space="preserve">Montgomery modular multiplication also a suitable technique </w:t>
+      </w:r>
+      <w:r>
+        <w:rPr>
+          <w:rFonts w:eastAsia="MS PMincho"/>
+          <w:sz w:val="17"/>
+          <w:szCs w:val="17"/>
+        </w:rPr>
+        <w:t xml:space="preserve">that can be used to speed up the </w:t>
+      </w:r>
+      <w:r>
+        <w:rPr>
+          <w:rFonts w:eastAsia="MS PMincho"/>
+          <w:sz w:val="17"/>
+          <w:szCs w:val="17"/>
+        </w:rPr>
+        <w:t xml:space="preserve">polynomial multiplication. These techniques focus on the </w:t>
+      </w:r>
+      <w:r>
+        <w:rPr>
+          <w:rFonts w:eastAsia="MS PMincho"/>
+          <w:sz w:val="17"/>
+          <w:szCs w:val="17"/>
+        </w:rPr>
+        <w:t xml:space="preserve">part of algorithms that slow down the total computation </w:t>
+      </w:r>
+      <w:r>
+        <w:rPr>
+          <w:rFonts w:eastAsia="MS PMincho"/>
+          <w:sz w:val="17"/>
+          <w:szCs w:val="17"/>
+        </w:rPr>
+        <w:t>time</w:t>
+      </w:r>
+      <w:r>
+        <w:rPr>
+          <w:rFonts w:eastAsia="MS PMincho"/>
+          <w:sz w:val="17"/>
+          <w:szCs w:val="17"/>
+        </w:rPr>
+        <w:t xml:space="preserve"> the most.</w:t>
+      </w:r>
+      <w:r>
+        <w:rPr>
+          <w:rFonts w:eastAsia="MS PMincho"/>
+          <w:sz w:val="17"/>
+          <w:szCs w:val="17"/>
+        </w:rPr>
+        <w:t xml:space="preserve"> Lastly, </w:t>
+      </w:r>
+      <w:r>
+        <w:rPr>
+          <w:rFonts w:eastAsia="MS PMincho"/>
+          <w:sz w:val="17"/>
+          <w:szCs w:val="17"/>
+        </w:rPr>
+        <w:t>I also aim to make use of FPGA</w:t>
+      </w:r>
+      <w:r>
+        <w:rPr>
+          <w:rFonts w:eastAsia="MS PMincho"/>
+          <w:sz w:val="17"/>
+          <w:szCs w:val="17"/>
+        </w:rPr>
+        <w:t xml:space="preserve">’s resources </w:t>
+      </w:r>
+      <w:r>
+        <w:rPr>
+          <w:rFonts w:eastAsia="MS PMincho"/>
+          <w:sz w:val="17"/>
+          <w:szCs w:val="17"/>
+        </w:rPr>
+        <w:t>sufficiently</w:t>
+      </w:r>
+      <w:r>
+        <w:rPr>
+          <w:rFonts w:eastAsia="MS PMincho"/>
+          <w:sz w:val="17"/>
+          <w:szCs w:val="17"/>
+        </w:rPr>
+        <w:t xml:space="preserve"> by </w:t>
+      </w:r>
+      <w:r>
+        <w:rPr>
+          <w:rFonts w:eastAsia="MS PMincho"/>
+          <w:sz w:val="17"/>
+          <w:szCs w:val="17"/>
+        </w:rPr>
+        <w:t>reusing</w:t>
+      </w:r>
+      <w:r>
+        <w:rPr>
+          <w:rFonts w:eastAsia="MS PMincho"/>
+          <w:sz w:val="17"/>
+          <w:szCs w:val="17"/>
+        </w:rPr>
+        <w:t xml:space="preserve"> modules where </w:t>
+      </w:r>
+      <w:r>
+        <w:rPr>
+          <w:rFonts w:eastAsia="MS PMincho"/>
+          <w:sz w:val="17"/>
+          <w:szCs w:val="17"/>
+        </w:rPr>
+        <w:t xml:space="preserve">appropriate and if </w:t>
+      </w:r>
+      <w:r>
+        <w:rPr>
+          <w:rFonts w:eastAsia="MS PMincho"/>
+          <w:sz w:val="17"/>
+          <w:szCs w:val="17"/>
+        </w:rPr>
+        <w:t>possible,</w:t>
+      </w:r>
+      <w:r>
+        <w:rPr>
+          <w:rFonts w:eastAsia="MS PMincho"/>
+          <w:sz w:val="17"/>
+          <w:szCs w:val="17"/>
+        </w:rPr>
+        <w:t xml:space="preserve"> </w:t>
+      </w:r>
+      <w:r>
+        <w:rPr>
+          <w:rFonts w:eastAsia="MS PMincho"/>
+          <w:sz w:val="17"/>
+          <w:szCs w:val="17"/>
+        </w:rPr>
+        <w:t>making</w:t>
+      </w:r>
+      <w:r>
+        <w:rPr>
+          <w:rFonts w:eastAsia="MS PMincho"/>
+          <w:sz w:val="17"/>
+          <w:szCs w:val="17"/>
+        </w:rPr>
+        <w:t xml:space="preserve"> them compatible with multiple </w:t>
+      </w:r>
+      <w:r>
+        <w:rPr>
+          <w:rFonts w:eastAsia="MS PMincho"/>
+          <w:sz w:val="17"/>
+          <w:szCs w:val="17"/>
+        </w:rPr>
+        <w:t>variations</w:t>
+      </w:r>
+      <w:r>
+        <w:rPr>
+          <w:rFonts w:eastAsia="MS PMincho"/>
+          <w:sz w:val="17"/>
+          <w:szCs w:val="17"/>
+        </w:rPr>
+        <w:t xml:space="preserve"> of Kyber.</w:t>
+      </w:r>
+    </w:p>
+    <w:p>
+      <w:pPr>
+        <w:jc w:val="left"/>
+        <w:rPr>
+          <w:rFonts w:eastAsia="MS PMincho"/>
+          <w:sz w:val="17"/>
+          <w:szCs w:val="17"/>
+        </w:rPr>
+      </w:pPr>
       <w:r>
         <w:rPr>
           <w:rFonts w:eastAsia="MS PMincho"/>
@@ -2575,7 +3291,8 @@
     </w:p>
     <w:p>
       <w:pPr>
-        <w:jc w:val="center"/>
+        <w:widowControl/>
+        <w:jc w:val="left"/>
         <w:rPr>
           <w:rFonts w:eastAsia="MS PMincho"/>
           <w:b/>
@@ -2594,6 +3311,31 @@
           <w:szCs w:val="17"/>
           <w:u w:val="single"/>
         </w:rPr>
+        <w:br w:type="page"/>
+      </w:r>
+    </w:p>
+    <w:p>
+      <w:pPr>
+        <w:jc w:val="center"/>
+        <w:rPr>
+          <w:rFonts w:eastAsia="MS PMincho"/>
+          <w:b/>
+          <w:bCs/>
+          <w:sz w:val="17"/>
+          <w:szCs w:val="17"/>
+          <w:u w:val="single"/>
+        </w:rPr>
+      </w:pPr>
+      <w:r>
+        <w:rPr>
+          <w:rFonts w:eastAsia="MS PMincho"/>
+          <w:b/>
+          <w:bCs/>
+          <w:sz w:val="17"/>
+          <w:szCs w:val="17"/>
+          <w:u w:val="single"/>
+        </w:rPr>
+        <w:lastRenderedPageBreak/>
         <w:t>Research timeline 2026 – 2028</w:t>
       </w:r>
     </w:p>
@@ -2677,81 +3419,50 @@
     </w:p>
     <w:p>
       <w:pPr>
-        <w:jc w:val="center"/>
-        <w:rPr>
-          <w:rFonts w:eastAsia="MS PMincho"/>
-          <w:sz w:val="17"/>
-          <w:szCs w:val="17"/>
-        </w:rPr>
-      </w:pPr>
-    </w:p>
-    <w:p>
-      <w:pPr>
-        <w:jc w:val="center"/>
-        <w:rPr>
-          <w:rFonts w:eastAsia="MS PMincho"/>
-          <w:sz w:val="17"/>
-          <w:szCs w:val="17"/>
-        </w:rPr>
-      </w:pPr>
-    </w:p>
-    <w:p>
-      <w:pPr>
-        <w:jc w:val="left"/>
-        <w:rPr>
-          <w:rFonts w:eastAsia="MS PMincho"/>
-          <w:sz w:val="17"/>
-          <w:szCs w:val="17"/>
-        </w:rPr>
-      </w:pPr>
-    </w:p>
-    <w:p>
-      <w:pPr>
-        <w:jc w:val="center"/>
-        <w:rPr>
-          <w:rFonts w:eastAsia="MS PMincho"/>
-          <w:sz w:val="17"/>
-          <w:szCs w:val="17"/>
-        </w:rPr>
-      </w:pPr>
-    </w:p>
-    <w:p>
-      <w:pPr>
-        <w:jc w:val="left"/>
-        <w:rPr>
-          <w:rFonts w:eastAsia="MS PMincho"/>
-          <w:sz w:val="17"/>
-          <w:szCs w:val="17"/>
-        </w:rPr>
-      </w:pPr>
-    </w:p>
-    <w:p>
-      <w:pPr>
-        <w:jc w:val="left"/>
-        <w:rPr>
-          <w:rFonts w:eastAsia="MS PMincho"/>
-          <w:sz w:val="17"/>
-          <w:szCs w:val="17"/>
-        </w:rPr>
-      </w:pPr>
-    </w:p>
-    <w:p>
-      <w:pPr>
-        <w:jc w:val="left"/>
-        <w:rPr>
-          <w:rFonts w:eastAsia="MS PMincho"/>
-          <w:sz w:val="17"/>
-          <w:szCs w:val="17"/>
-        </w:rPr>
-      </w:pPr>
-      <w:r>
-        <w:rPr>
-          <w:rFonts w:eastAsia="MS PMincho"/>
-          <w:sz w:val="17"/>
-          <w:szCs w:val="17"/>
-        </w:rPr>
-        <w:lastRenderedPageBreak/>
-        <w:t xml:space="preserve">Finally, the ultimate goal of this research is to successfully build a fast, efficient, and scalable FPGA-based accelerator for post-quantum cryptography. Such an accelerator would contribute to secure deployment of PQC in embedded systems, IoT devices, and large-scale infrastructures, supporting the global transition to quantum-resistant security.  </w:t>
+        <w:pStyle w:val="ListParagraph"/>
+        <w:ind w:left="360"/>
+        <w:jc w:val="left"/>
+        <w:rPr>
+          <w:rFonts w:eastAsia="MS PMincho"/>
+          <w:sz w:val="17"/>
+          <w:szCs w:val="17"/>
+        </w:rPr>
+      </w:pPr>
+    </w:p>
+    <w:p>
+      <w:pPr>
+        <w:jc w:val="left"/>
+        <w:rPr>
+          <w:rFonts w:eastAsia="MS PMincho"/>
+          <w:sz w:val="17"/>
+          <w:szCs w:val="17"/>
+        </w:rPr>
+      </w:pPr>
+      <w:r>
+        <w:rPr>
+          <w:rFonts w:eastAsia="MS PMincho"/>
+          <w:sz w:val="17"/>
+          <w:szCs w:val="17"/>
+        </w:rPr>
+        <w:t xml:space="preserve">Finally, the </w:t>
+      </w:r>
+      <w:proofErr w:type="gramStart"/>
+      <w:r>
+        <w:rPr>
+          <w:rFonts w:eastAsia="MS PMincho"/>
+          <w:sz w:val="17"/>
+          <w:szCs w:val="17"/>
+        </w:rPr>
+        <w:t>ultimate goal</w:t>
+      </w:r>
+      <w:proofErr w:type="gramEnd"/>
+      <w:r>
+        <w:rPr>
+          <w:rFonts w:eastAsia="MS PMincho"/>
+          <w:sz w:val="17"/>
+          <w:szCs w:val="17"/>
+        </w:rPr>
+        <w:t xml:space="preserve"> of this research is to successfully build a fast, efficient, and scalable FPGA-based accelerator for post-quantum cryptography. Such an accelerator would contribute to secure deployment of PQC in embedded systems, IoT devices, and large-scale infrastructures, supporting the global transition to quantum-resistant security.  </w:t>
       </w:r>
     </w:p>
     <w:sectPr>
@@ -3359,7 +4070,6 @@
   <w:style w:type="character" w:default="1" w:styleId="DefaultParagraphFont">
     <w:name w:val="Default Paragraph Font"/>
     <w:uiPriority w:val="1"/>
-    <w:semiHidden/>
     <w:unhideWhenUsed/>
   </w:style>
   <w:style w:type="table" w:default="1" w:styleId="TableNormal">
@@ -3583,6 +4293,16 @@
       <w:ind w:left="720"/>
       <w:contextualSpacing/>
     </w:pPr>
+  </w:style>
+  <w:style w:type="character" w:styleId="PlaceholderText">
+    <w:name w:val="Placeholder Text"/>
+    <w:basedOn w:val="DefaultParagraphFont"/>
+    <w:uiPriority w:val="99"/>
+    <w:semiHidden/>
+    <w:rsid w:val="003E255F"/>
+    <w:rPr>
+      <w:color w:val="666666"/>
+    </w:rPr>
   </w:style>
 </w:styles>
 </file>
